--- a/Documentation/Exploratory Testing Report.docx
+++ b/Documentation/Exploratory Testing Report.docx
@@ -101,15 +101,111 @@
         <w:tab/>
       </w:r>
       <w:r>
+        <w:t xml:space="preserve">             </w:t>
+      </w:r>
+      <w:r>
+        <w:rPr>
+          <w:rFonts w:ascii="Times New Roman" w:hAnsi="Times New Roman" w:cs="Times New Roman"/>
+          <w:sz w:val="28"/>
+          <w:szCs w:val="28"/>
+        </w:rPr>
+        <w:t>https://automationexercise.com/</w:t>
+      </w:r>
+      <w:r>
+        <w:rPr>
+          <w:rFonts w:ascii="Times New Roman" w:hAnsi="Times New Roman" w:cs="Times New Roman"/>
+          <w:sz w:val="28"/>
+          <w:szCs w:val="28"/>
+        </w:rPr>
+        <w:t xml:space="preserve">                              </w:t>
+      </w:r>
+      <w:r>
+        <w:rPr>
+          <w:rFonts w:asciiTheme="majorHAnsi" w:hAnsiTheme="majorHAnsi" w:cstheme="majorHAnsi"/>
+          <w:sz w:val="28"/>
+          <w:szCs w:val="28"/>
+        </w:rPr>
+        <w:br/>
+      </w:r>
+      <w:r>
+        <w:rPr>
+          <w:rFonts w:ascii="Times New Roman" w:hAnsi="Times New Roman" w:cs="Times New Roman"/>
+          <w:b/>
+          <w:bCs/>
+          <w:sz w:val="28"/>
+          <w:szCs w:val="28"/>
+        </w:rPr>
+        <w:t>Teste</w:t>
+      </w:r>
+      <w:r>
+        <w:rPr>
+          <w:rFonts w:ascii="Times New Roman" w:hAnsi="Times New Roman" w:cs="Times New Roman"/>
+          <w:b/>
+          <w:bCs/>
+          <w:sz w:val="28"/>
+          <w:szCs w:val="28"/>
+        </w:rPr>
+        <w:t>r</w:t>
+      </w:r>
+      <w:r>
+        <w:rPr>
+          <w:rFonts w:asciiTheme="majorHAnsi" w:hAnsiTheme="majorHAnsi" w:cstheme="majorHAnsi"/>
+          <w:sz w:val="28"/>
+          <w:szCs w:val="28"/>
+        </w:rPr>
+        <w:t>:</w:t>
+      </w:r>
+      <w:r>
+        <w:rPr>
+          <w:rFonts w:asciiTheme="majorHAnsi" w:hAnsiTheme="majorHAnsi" w:cstheme="majorHAnsi"/>
+          <w:sz w:val="28"/>
+          <w:szCs w:val="28"/>
+        </w:rPr>
         <w:tab/>
       </w:r>
       <w:r>
         <w:rPr>
-          <w:rFonts w:ascii="Times New Roman" w:hAnsi="Times New Roman" w:cs="Times New Roman"/>
-          <w:sz w:val="28"/>
-          <w:szCs w:val="28"/>
-        </w:rPr>
-        <w:t xml:space="preserve">Manual Testing, API Testing, </w:t>
+          <w:rFonts w:asciiTheme="majorHAnsi" w:hAnsiTheme="majorHAnsi" w:cstheme="majorHAnsi"/>
+          <w:sz w:val="28"/>
+          <w:szCs w:val="28"/>
+        </w:rPr>
+        <w:tab/>
+      </w:r>
+      <w:proofErr w:type="spellStart"/>
+      <w:r>
+        <w:rPr>
+          <w:rFonts w:ascii="Times New Roman" w:hAnsi="Times New Roman" w:cs="Times New Roman"/>
+          <w:sz w:val="28"/>
+          <w:szCs w:val="28"/>
+        </w:rPr>
+        <w:t>Aghware</w:t>
+      </w:r>
+      <w:proofErr w:type="spellEnd"/>
+      <w:r>
+        <w:rPr>
+          <w:rFonts w:ascii="Times New Roman" w:hAnsi="Times New Roman" w:cs="Times New Roman"/>
+          <w:sz w:val="28"/>
+          <w:szCs w:val="28"/>
+        </w:rPr>
+        <w:t xml:space="preserve"> </w:t>
+      </w:r>
+      <w:proofErr w:type="spellStart"/>
+      <w:r>
+        <w:rPr>
+          <w:rFonts w:ascii="Times New Roman" w:hAnsi="Times New Roman" w:cs="Times New Roman"/>
+          <w:sz w:val="28"/>
+          <w:szCs w:val="28"/>
+        </w:rPr>
+        <w:t>Eguono</w:t>
+      </w:r>
+      <w:proofErr w:type="spellEnd"/>
+      <w:r>
+        <w:rPr>
+          <w:rFonts w:ascii="Times New Roman" w:hAnsi="Times New Roman" w:cs="Times New Roman"/>
+          <w:sz w:val="28"/>
+          <w:szCs w:val="28"/>
+        </w:rPr>
+        <w:t xml:space="preserve"> Joshua</w:t>
       </w:r>
       <w:r>
         <w:rPr>
@@ -118,39 +214,20 @@
           <w:szCs w:val="28"/>
         </w:rPr>
         <w:br/>
-        <w:t xml:space="preserve">                              JavaScript &amp; Cypress Automation</w:t>
-      </w:r>
-      <w:r>
-        <w:rPr>
-          <w:rFonts w:asciiTheme="majorHAnsi" w:hAnsiTheme="majorHAnsi" w:cstheme="majorHAnsi"/>
-          <w:sz w:val="28"/>
-          <w:szCs w:val="28"/>
-        </w:rPr>
-        <w:br/>
-      </w:r>
-      <w:r>
-        <w:rPr>
-          <w:rFonts w:ascii="Times New Roman" w:hAnsi="Times New Roman" w:cs="Times New Roman"/>
-          <w:b/>
-          <w:bCs/>
-          <w:sz w:val="28"/>
-          <w:szCs w:val="28"/>
-        </w:rPr>
-        <w:t>Teste</w:t>
-      </w:r>
-      <w:r>
-        <w:rPr>
-          <w:rFonts w:ascii="Times New Roman" w:hAnsi="Times New Roman" w:cs="Times New Roman"/>
-          <w:b/>
-          <w:bCs/>
-          <w:sz w:val="28"/>
-          <w:szCs w:val="28"/>
-        </w:rPr>
-        <w:t>r</w:t>
-      </w:r>
-      <w:r>
-        <w:rPr>
-          <w:rFonts w:asciiTheme="majorHAnsi" w:hAnsiTheme="majorHAnsi" w:cstheme="majorHAnsi"/>
+      </w:r>
+      <w:r>
+        <w:rPr>
+          <w:rFonts w:ascii="Times New Roman" w:hAnsi="Times New Roman" w:cs="Times New Roman"/>
+          <w:b/>
+          <w:bCs/>
+          <w:sz w:val="28"/>
+          <w:szCs w:val="28"/>
+        </w:rPr>
+        <w:t>Date</w:t>
+      </w:r>
+      <w:r>
+        <w:rPr>
+          <w:rFonts w:ascii="Times New Roman" w:hAnsi="Times New Roman" w:cs="Times New Roman"/>
           <w:sz w:val="28"/>
           <w:szCs w:val="28"/>
         </w:rPr>
@@ -158,7 +235,6 @@
       </w:r>
       <w:r>
         <w:rPr>
-          <w:rFonts w:asciiTheme="majorHAnsi" w:hAnsiTheme="majorHAnsi" w:cstheme="majorHAnsi"/>
           <w:sz w:val="28"/>
           <w:szCs w:val="28"/>
         </w:rPr>
@@ -166,93 +242,10 @@
       </w:r>
       <w:r>
         <w:rPr>
-          <w:rFonts w:asciiTheme="majorHAnsi" w:hAnsiTheme="majorHAnsi" w:cstheme="majorHAnsi"/>
           <w:sz w:val="28"/>
           <w:szCs w:val="28"/>
         </w:rPr>
         <w:tab/>
-      </w:r>
-      <w:proofErr w:type="spellStart"/>
-      <w:r>
-        <w:rPr>
-          <w:rFonts w:ascii="Times New Roman" w:hAnsi="Times New Roman" w:cs="Times New Roman"/>
-          <w:sz w:val="28"/>
-          <w:szCs w:val="28"/>
-        </w:rPr>
-        <w:t>Aghware</w:t>
-      </w:r>
-      <w:proofErr w:type="spellEnd"/>
-      <w:r>
-        <w:rPr>
-          <w:rFonts w:ascii="Times New Roman" w:hAnsi="Times New Roman" w:cs="Times New Roman"/>
-          <w:sz w:val="28"/>
-          <w:szCs w:val="28"/>
-        </w:rPr>
-        <w:t xml:space="preserve"> </w:t>
-      </w:r>
-      <w:proofErr w:type="spellStart"/>
-      <w:r>
-        <w:rPr>
-          <w:rFonts w:ascii="Times New Roman" w:hAnsi="Times New Roman" w:cs="Times New Roman"/>
-          <w:sz w:val="28"/>
-          <w:szCs w:val="28"/>
-        </w:rPr>
-        <w:t>Eguono</w:t>
-      </w:r>
-      <w:proofErr w:type="spellEnd"/>
-      <w:r>
-        <w:rPr>
-          <w:rFonts w:ascii="Times New Roman" w:hAnsi="Times New Roman" w:cs="Times New Roman"/>
-          <w:sz w:val="28"/>
-          <w:szCs w:val="28"/>
-        </w:rPr>
-        <w:t xml:space="preserve"> Joshua</w:t>
-      </w:r>
-      <w:r>
-        <w:rPr>
-          <w:rFonts w:ascii="Times New Roman" w:hAnsi="Times New Roman" w:cs="Times New Roman"/>
-          <w:sz w:val="28"/>
-          <w:szCs w:val="28"/>
-        </w:rPr>
-        <w:br/>
-      </w:r>
-      <w:r>
-        <w:rPr>
-          <w:rFonts w:ascii="Times New Roman" w:hAnsi="Times New Roman" w:cs="Times New Roman"/>
-          <w:b/>
-          <w:bCs/>
-          <w:sz w:val="28"/>
-          <w:szCs w:val="28"/>
-        </w:rPr>
-        <w:t>Date</w:t>
-      </w:r>
-      <w:r>
-        <w:rPr>
-          <w:rFonts w:ascii="Times New Roman" w:hAnsi="Times New Roman" w:cs="Times New Roman"/>
-          <w:sz w:val="28"/>
-          <w:szCs w:val="28"/>
-        </w:rPr>
-        <w:t>:</w:t>
-      </w:r>
-      <w:r>
-        <w:rPr>
-          <w:sz w:val="28"/>
-          <w:szCs w:val="28"/>
-        </w:rPr>
-        <w:tab/>
-      </w:r>
-      <w:r>
-        <w:rPr>
-          <w:sz w:val="28"/>
-          <w:szCs w:val="28"/>
-        </w:rPr>
-        <w:tab/>
-      </w:r>
-      <w:r>
-        <w:rPr>
-          <w:sz w:val="28"/>
-          <w:szCs w:val="28"/>
-        </w:rPr>
         <w:t xml:space="preserve">           </w:t>
       </w:r>
       <w:r>
@@ -342,7 +335,7 @@
     <w:p>
       <w:r>
         <w:pict w14:anchorId="1B7B8BE0">
-          <v:rect id="_x0000_i1103" style="width:0;height:1.5pt" o:hralign="center" o:hrstd="t" o:hr="t" fillcolor="#a0a0a0" stroked="f"/>
+          <v:rect id="_x0000_i1025" style="width:0;height:1.5pt" o:hralign="center" o:hrstd="t" o:hr="t" fillcolor="#a0a0a0" stroked="f"/>
         </w:pict>
       </w:r>
     </w:p>
@@ -414,7 +407,7 @@
     <w:p>
       <w:r>
         <w:pict w14:anchorId="6DB1C8CB">
-          <v:rect id="_x0000_i1104" style="width:0;height:1.5pt" o:hralign="center" o:hrstd="t" o:hr="t" fillcolor="#a0a0a0" stroked="f"/>
+          <v:rect id="_x0000_i1026" style="width:0;height:1.5pt" o:hralign="center" o:hrstd="t" o:hr="t" fillcolor="#a0a0a0" stroked="f"/>
         </w:pict>
       </w:r>
     </w:p>
@@ -490,7 +483,7 @@
     <w:p>
       <w:r>
         <w:pict w14:anchorId="03CC91D3">
-          <v:rect id="_x0000_i1106" style="width:0;height:1.5pt" o:hralign="center" o:hrstd="t" o:hr="t" fillcolor="#a0a0a0" stroked="f"/>
+          <v:rect id="_x0000_i1027" style="width:0;height:1.5pt" o:hralign="center" o:hrstd="t" o:hr="t" fillcolor="#a0a0a0" stroked="f"/>
         </w:pict>
       </w:r>
     </w:p>
@@ -550,7 +543,7 @@
     <w:p>
       <w:r>
         <w:pict w14:anchorId="5A030C3D">
-          <v:rect id="_x0000_i1107" style="width:0;height:1.5pt" o:hralign="center" o:hrstd="t" o:hr="t" fillcolor="#a0a0a0" stroked="f"/>
+          <v:rect id="_x0000_i1028" style="width:0;height:1.5pt" o:hralign="center" o:hrstd="t" o:hr="t" fillcolor="#a0a0a0" stroked="f"/>
         </w:pict>
       </w:r>
     </w:p>
@@ -611,7 +604,7 @@
     <w:p>
       <w:r>
         <w:pict w14:anchorId="41F97007">
-          <v:rect id="_x0000_i1108" style="width:0;height:1.5pt" o:hralign="center" o:hrstd="t" o:hr="t" fillcolor="#a0a0a0" stroked="f"/>
+          <v:rect id="_x0000_i1029" style="width:0;height:1.5pt" o:hralign="center" o:hrstd="t" o:hr="t" fillcolor="#a0a0a0" stroked="f"/>
         </w:pict>
       </w:r>
     </w:p>
@@ -659,7 +652,7 @@
     <w:p>
       <w:r>
         <w:pict w14:anchorId="194B9DA7">
-          <v:rect id="_x0000_i1109" style="width:0;height:1.5pt" o:hralign="center" o:hrstd="t" o:hr="t" fillcolor="#a0a0a0" stroked="f"/>
+          <v:rect id="_x0000_i1030" style="width:0;height:1.5pt" o:hralign="center" o:hrstd="t" o:hr="t" fillcolor="#a0a0a0" stroked="f"/>
         </w:pict>
       </w:r>
     </w:p>
@@ -696,7 +689,7 @@
     <w:p>
       <w:r>
         <w:pict w14:anchorId="04EBD2BC">
-          <v:rect id="_x0000_i1110" style="width:0;height:1.5pt" o:hralign="center" o:hrstd="t" o:hr="t" fillcolor="#a0a0a0" stroked="f"/>
+          <v:rect id="_x0000_i1031" style="width:0;height:1.5pt" o:hralign="center" o:hrstd="t" o:hr="t" fillcolor="#a0a0a0" stroked="f"/>
         </w:pict>
       </w:r>
     </w:p>
@@ -753,7 +746,7 @@
     <w:p>
       <w:r>
         <w:pict w14:anchorId="66001936">
-          <v:rect id="_x0000_i1111" style="width:0;height:1.5pt" o:hralign="center" o:hrstd="t" o:hr="t" fillcolor="#a0a0a0" stroked="f"/>
+          <v:rect id="_x0000_i1032" style="width:0;height:1.5pt" o:hralign="center" o:hrstd="t" o:hr="t" fillcolor="#a0a0a0" stroked="f"/>
         </w:pict>
       </w:r>
     </w:p>
@@ -796,7 +789,7 @@
     <w:p>
       <w:r>
         <w:pict w14:anchorId="2CD41F2F">
-          <v:rect id="_x0000_i1112" style="width:0;height:1.5pt" o:hralign="center" o:hrstd="t" o:hr="t" fillcolor="#a0a0a0" stroked="f"/>
+          <v:rect id="_x0000_i1033" style="width:0;height:1.5pt" o:hralign="center" o:hrstd="t" o:hr="t" fillcolor="#a0a0a0" stroked="f"/>
         </w:pict>
       </w:r>
     </w:p>
@@ -833,7 +826,7 @@
     <w:p>
       <w:r>
         <w:pict w14:anchorId="60BD1D7F">
-          <v:rect id="_x0000_i1113" style="width:0;height:1.5pt" o:hralign="center" o:hrstd="t" o:hr="t" fillcolor="#a0a0a0" stroked="f"/>
+          <v:rect id="_x0000_i1034" style="width:0;height:1.5pt" o:hralign="center" o:hrstd="t" o:hr="t" fillcolor="#a0a0a0" stroked="f"/>
         </w:pict>
       </w:r>
     </w:p>
@@ -870,7 +863,7 @@
     <w:p>
       <w:r>
         <w:pict w14:anchorId="52217FA8">
-          <v:rect id="_x0000_i1114" style="width:0;height:1.5pt" o:hralign="center" o:hrstd="t" o:hr="t" fillcolor="#a0a0a0" stroked="f"/>
+          <v:rect id="_x0000_i1035" style="width:0;height:1.5pt" o:hralign="center" o:hrstd="t" o:hr="t" fillcolor="#a0a0a0" stroked="f"/>
         </w:pict>
       </w:r>
     </w:p>
@@ -917,7 +910,7 @@
     <w:p>
       <w:r>
         <w:pict w14:anchorId="6A2B26CC">
-          <v:rect id="_x0000_i1115" style="width:0;height:1.5pt" o:hralign="center" o:hrstd="t" o:hr="t" fillcolor="#a0a0a0" stroked="f"/>
+          <v:rect id="_x0000_i1036" style="width:0;height:1.5pt" o:hralign="center" o:hrstd="t" o:hr="t" fillcolor="#a0a0a0" stroked="f"/>
         </w:pict>
       </w:r>
     </w:p>
@@ -1556,6 +1549,7 @@
   <w:style w:type="character" w:default="1" w:styleId="DefaultParagraphFont">
     <w:name w:val="Default Paragraph Font"/>
     <w:uiPriority w:val="1"/>
+    <w:semiHidden/>
     <w:unhideWhenUsed/>
   </w:style>
   <w:style w:type="table" w:default="1" w:styleId="TableNormal">
@@ -1867,6 +1861,29 @@
       <w:smallCaps/>
       <w:color w:val="2F5496" w:themeColor="accent1" w:themeShade="BF"/>
       <w:spacing w:val="5"/>
+    </w:rPr>
+  </w:style>
+  <w:style w:type="character" w:styleId="Hyperlink">
+    <w:name w:val="Hyperlink"/>
+    <w:basedOn w:val="DefaultParagraphFont"/>
+    <w:uiPriority w:val="99"/>
+    <w:unhideWhenUsed/>
+    <w:rsid w:val="00F34E4F"/>
+    <w:rPr>
+      <w:color w:val="0563C1" w:themeColor="hyperlink"/>
+      <w:u w:val="single"/>
+    </w:rPr>
+  </w:style>
+  <w:style w:type="character" w:styleId="UnresolvedMention">
+    <w:name w:val="Unresolved Mention"/>
+    <w:basedOn w:val="DefaultParagraphFont"/>
+    <w:uiPriority w:val="99"/>
+    <w:semiHidden/>
+    <w:unhideWhenUsed/>
+    <w:rsid w:val="00F34E4F"/>
+    <w:rPr>
+      <w:color w:val="605E5C"/>
+      <w:shd w:val="clear" w:color="auto" w:fill="E1DFDD"/>
     </w:rPr>
   </w:style>
 </w:styles>
